--- a/RMAA Database Form.docx
+++ b/RMAA Database Form.docx
@@ -488,7 +488,7 @@
           <w:lang w:eastAsia="en-ZA"/>
         </w:rPr>
         <w:drawing>
-          <wp:anchor distT="0" distB="0" distL="114300" distR="114300" simplePos="0" relativeHeight="251657728" behindDoc="0" locked="0" layoutInCell="1" allowOverlap="1" wp14:anchorId="22AFA816" wp14:editId="793A126D">
+          <wp:anchor distT="0" distB="0" distL="114300" distR="114300" simplePos="0" relativeHeight="251657728" behindDoc="0" locked="0" layoutInCell="1" allowOverlap="1" wp14:anchorId="22AFA816" wp14:editId="58CEF5EB">
             <wp:simplePos x="0" y="0"/>
             <wp:positionH relativeFrom="column">
               <wp:posOffset>2630805</wp:posOffset>
@@ -1315,6 +1315,7 @@
               </w:rPr>
               <w:t xml:space="preserve"> </w:t>
             </w:r>
+            <w:proofErr w:type="gramStart"/>
             <w:r>
               <w:rPr>
                 <w:rFonts w:ascii="Arial" w:hAnsi="Arial" w:cs="Arial"/>
@@ -1324,7 +1325,19 @@
                 <w:szCs w:val="18"/>
                 <w:u w:val="single"/>
               </w:rPr>
-              <w:t xml:space="preserve">E-mail  form &amp; RC certificate to </w:t>
+              <w:t>E-mail  form</w:t>
+            </w:r>
+            <w:proofErr w:type="gramEnd"/>
+            <w:r>
+              <w:rPr>
+                <w:rFonts w:ascii="Arial" w:hAnsi="Arial" w:cs="Arial"/>
+                <w:b/>
+                <w:color w:val="0033CC"/>
+                <w:sz w:val="18"/>
+                <w:szCs w:val="18"/>
+                <w:u w:val="single"/>
+              </w:rPr>
+              <w:t xml:space="preserve"> &amp; RC certificate to </w:t>
             </w:r>
             <w:r>
               <w:rPr>
@@ -2811,6 +2824,7 @@
                 <w:szCs w:val="16"/>
               </w:rPr>
             </w:pPr>
+            <w:proofErr w:type="spellStart"/>
             <w:r>
               <w:rPr>
                 <w:rFonts w:ascii="Arial" w:hAnsi="Arial" w:cs="Arial"/>
@@ -2820,6 +2834,7 @@
               </w:rPr>
               <w:t>Halaal</w:t>
             </w:r>
+            <w:proofErr w:type="spellEnd"/>
           </w:p>
         </w:tc>
         <w:tc>
@@ -3032,7 +3047,27 @@
                 <w:sz w:val="16"/>
                 <w:szCs w:val="16"/>
               </w:rPr>
-              <w:t>*e.g. AgriSETA, FoodBev SETA</w:t>
+              <w:t xml:space="preserve">*e.g. </w:t>
+            </w:r>
+            <w:proofErr w:type="spellStart"/>
+            <w:r>
+              <w:rPr>
+                <w:rFonts w:ascii="Arial" w:hAnsi="Arial" w:cs="Arial"/>
+                <w:bCs/>
+                <w:sz w:val="16"/>
+                <w:szCs w:val="16"/>
+              </w:rPr>
+              <w:t>AgriSETA</w:t>
+            </w:r>
+            <w:proofErr w:type="spellEnd"/>
+            <w:r>
+              <w:rPr>
+                <w:rFonts w:ascii="Arial" w:hAnsi="Arial" w:cs="Arial"/>
+                <w:bCs/>
+                <w:sz w:val="16"/>
+                <w:szCs w:val="16"/>
+              </w:rPr>
+              <w:t>, FoodBev SETA</w:t>
             </w:r>
           </w:p>
         </w:tc>
@@ -4236,6 +4271,861 @@
           </w:tcPr>
           <w:p>
             <w:pPr>
+              <w:rPr>
+                <w:rFonts w:ascii="Arial" w:hAnsi="Arial" w:cs="Arial"/>
+                <w:b/>
+                <w:sz w:val="16"/>
+                <w:szCs w:val="16"/>
+                <w:lang w:val="en-US"/>
+              </w:rPr>
+            </w:pPr>
+            <w:r>
+              <w:rPr>
+                <w:rFonts w:ascii="Arial" w:hAnsi="Arial" w:cs="Arial"/>
+                <w:b/>
+                <w:sz w:val="16"/>
+                <w:szCs w:val="16"/>
+                <w:lang w:val="en-US"/>
+              </w:rPr>
+              <w:t>Market Access/Export Related</w:t>
+            </w:r>
+          </w:p>
+          <w:p>
+            <w:pPr>
+              <w:rPr>
+                <w:rFonts w:ascii="Arial" w:hAnsi="Arial" w:cs="Arial"/>
+                <w:b/>
+                <w:sz w:val="16"/>
+                <w:szCs w:val="16"/>
+                <w:lang w:val="en-US"/>
+              </w:rPr>
+            </w:pPr>
+            <w:r>
+              <w:rPr>
+                <w:rFonts w:ascii="Arial" w:hAnsi="Arial" w:cs="Arial"/>
+                <w:b/>
+                <w:sz w:val="16"/>
+                <w:szCs w:val="16"/>
+                <w:lang w:val="en-US"/>
+              </w:rPr>
+              <w:t>Matters Contact Name</w:t>
+            </w:r>
+          </w:p>
+        </w:tc>
+        <w:tc>
+          <w:tcPr>
+            <w:tcW w:w="3960" w:type="dxa"/>
+            <w:gridSpan w:val="5"/>
+          </w:tcPr>
+          <w:p>
+            <w:pPr>
+              <w:ind w:right="175"/>
+              <w:rPr>
+                <w:rStyle w:val="Ariel8"/>
+                <w:bCs/>
+              </w:rPr>
+            </w:pPr>
+            <w:sdt>
+              <w:sdtPr>
+                <w:rPr>
+                  <w:rFonts w:ascii="Arial" w:hAnsi="Arial" w:cs="Arial"/>
+                  <w:bCs/>
+                  <w:sz w:val="16"/>
+                  <w:szCs w:val="16"/>
+                  <w:lang w:val="en-US" w:eastAsia="en-GB"/>
+                </w:rPr>
+                <w:alias w:val="Matters Contact Name"/>
+                <w:tag w:val="Matters Contact Name"/>
+                <w:id w:val="-1672169886"/>
+                <w15:color w:val="000000"/>
+                <w:text/>
+              </w:sdtPr>
+              <w:sdtContent>
+                <w:r>
+                  <w:rPr>
+                    <w:rFonts w:ascii="Arial" w:hAnsi="Arial" w:cs="Arial"/>
+                    <w:bCs/>
+                    <w:sz w:val="16"/>
+                    <w:szCs w:val="16"/>
+                    <w:lang w:val="en-US" w:eastAsia="en-GB"/>
+                  </w:rPr>
+                  <w:t xml:space="preserve">Market Access/Export </w:t>
+                </w:r>
+                <w:proofErr w:type="spellStart"/>
+                <w:r>
+                  <w:rPr>
+                    <w:rFonts w:ascii="Arial" w:hAnsi="Arial" w:cs="Arial"/>
+                    <w:bCs/>
+                    <w:sz w:val="16"/>
+                    <w:szCs w:val="16"/>
+                    <w:lang w:val="en-US" w:eastAsia="en-GB"/>
+                  </w:rPr>
+                  <w:t>RelatedMatters</w:t>
+                </w:r>
+                <w:proofErr w:type="spellEnd"/>
+                <w:r>
+                  <w:rPr>
+                    <w:rFonts w:ascii="Arial" w:hAnsi="Arial" w:cs="Arial"/>
+                    <w:bCs/>
+                    <w:sz w:val="16"/>
+                    <w:szCs w:val="16"/>
+                    <w:lang w:val="en-US" w:eastAsia="en-GB"/>
+                  </w:rPr>
+                  <w:t xml:space="preserve"> Contact Name</w:t>
+                </w:r>
+              </w:sdtContent>
+            </w:sdt>
+          </w:p>
+        </w:tc>
+        <w:tc>
+          <w:tcPr>
+            <w:tcW w:w="3834" w:type="dxa"/>
+          </w:tcPr>
+          <w:p>
+            <w:pPr>
+              <w:ind w:left="176" w:right="175"/>
+              <w:rPr>
+                <w:rFonts w:ascii="Arial" w:hAnsi="Arial" w:cs="Arial"/>
+                <w:sz w:val="20"/>
+                <w:szCs w:val="20"/>
+              </w:rPr>
+            </w:pPr>
+          </w:p>
+        </w:tc>
+      </w:tr>
+      <w:tr>
+        <w:trPr>
+          <w:trHeight w:val="283"/>
+        </w:trPr>
+        <w:tc>
+          <w:tcPr>
+            <w:tcW w:w="2520" w:type="dxa"/>
+          </w:tcPr>
+          <w:p>
+            <w:pPr>
+              <w:rPr>
+                <w:rFonts w:ascii="Arial" w:hAnsi="Arial" w:cs="Arial"/>
+                <w:b/>
+                <w:sz w:val="16"/>
+                <w:szCs w:val="16"/>
+                <w:lang w:val="en-US"/>
+              </w:rPr>
+            </w:pPr>
+            <w:r>
+              <w:rPr>
+                <w:rFonts w:ascii="Arial" w:hAnsi="Arial" w:cs="Arial"/>
+                <w:b/>
+                <w:sz w:val="16"/>
+                <w:szCs w:val="16"/>
+                <w:lang w:val="en-US"/>
+              </w:rPr>
+              <w:t>Market Access/Export Related</w:t>
+            </w:r>
+          </w:p>
+          <w:p>
+            <w:pPr>
+              <w:rPr>
+                <w:rFonts w:ascii="Arial" w:hAnsi="Arial" w:cs="Arial"/>
+                <w:b/>
+                <w:sz w:val="16"/>
+                <w:szCs w:val="16"/>
+                <w:lang w:val="en-US"/>
+              </w:rPr>
+            </w:pPr>
+            <w:r>
+              <w:rPr>
+                <w:rFonts w:ascii="Arial" w:hAnsi="Arial" w:cs="Arial"/>
+                <w:b/>
+                <w:sz w:val="16"/>
+                <w:szCs w:val="16"/>
+                <w:lang w:val="en-US"/>
+              </w:rPr>
+              <w:t>Matters Contact Email</w:t>
+            </w:r>
+          </w:p>
+        </w:tc>
+        <w:tc>
+          <w:tcPr>
+            <w:tcW w:w="3960" w:type="dxa"/>
+            <w:gridSpan w:val="5"/>
+          </w:tcPr>
+          <w:p>
+            <w:pPr>
+              <w:ind w:right="175"/>
+              <w:rPr>
+                <w:rStyle w:val="Ariel8"/>
+                <w:bCs/>
+              </w:rPr>
+            </w:pPr>
+            <w:sdt>
+              <w:sdtPr>
+                <w:rPr>
+                  <w:rFonts w:ascii="Arial" w:hAnsi="Arial" w:cs="Arial"/>
+                  <w:bCs/>
+                  <w:sz w:val="16"/>
+                  <w:szCs w:val="16"/>
+                  <w:lang w:val="en-US" w:eastAsia="en-GB"/>
+                </w:rPr>
+                <w:alias w:val="Matters Contact Email"/>
+                <w:tag w:val="Matters Contact Email"/>
+                <w:id w:val="1884670697"/>
+                <w15:color w:val="000000"/>
+                <w:text/>
+              </w:sdtPr>
+              <w:sdtContent>
+                <w:r>
+                  <w:rPr>
+                    <w:rFonts w:ascii="Arial" w:hAnsi="Arial" w:cs="Arial"/>
+                    <w:bCs/>
+                    <w:sz w:val="16"/>
+                    <w:szCs w:val="16"/>
+                    <w:lang w:val="en-US" w:eastAsia="en-GB"/>
+                  </w:rPr>
+                  <w:t xml:space="preserve">Market Access/Export </w:t>
+                </w:r>
+                <w:proofErr w:type="spellStart"/>
+                <w:r>
+                  <w:rPr>
+                    <w:rFonts w:ascii="Arial" w:hAnsi="Arial" w:cs="Arial"/>
+                    <w:bCs/>
+                    <w:sz w:val="16"/>
+                    <w:szCs w:val="16"/>
+                    <w:lang w:val="en-US" w:eastAsia="en-GB"/>
+                  </w:rPr>
+                  <w:t>RelatedMatters</w:t>
+                </w:r>
+                <w:proofErr w:type="spellEnd"/>
+                <w:r>
+                  <w:rPr>
+                    <w:rFonts w:ascii="Arial" w:hAnsi="Arial" w:cs="Arial"/>
+                    <w:bCs/>
+                    <w:sz w:val="16"/>
+                    <w:szCs w:val="16"/>
+                    <w:lang w:val="en-US" w:eastAsia="en-GB"/>
+                  </w:rPr>
+                  <w:t xml:space="preserve"> Contact Email</w:t>
+                </w:r>
+              </w:sdtContent>
+            </w:sdt>
+          </w:p>
+        </w:tc>
+        <w:tc>
+          <w:tcPr>
+            <w:tcW w:w="3834" w:type="dxa"/>
+          </w:tcPr>
+          <w:p>
+            <w:pPr>
+              <w:ind w:left="176" w:right="175"/>
+              <w:rPr>
+                <w:rFonts w:ascii="Arial" w:hAnsi="Arial" w:cs="Arial"/>
+                <w:sz w:val="20"/>
+                <w:szCs w:val="20"/>
+              </w:rPr>
+            </w:pPr>
+          </w:p>
+        </w:tc>
+      </w:tr>
+      <w:tr>
+        <w:trPr>
+          <w:trHeight w:val="283"/>
+        </w:trPr>
+        <w:tc>
+          <w:tcPr>
+            <w:tcW w:w="2520" w:type="dxa"/>
+          </w:tcPr>
+          <w:p>
+            <w:pPr>
+              <w:rPr>
+                <w:rFonts w:ascii="Arial" w:hAnsi="Arial" w:cs="Arial"/>
+                <w:b/>
+                <w:sz w:val="16"/>
+                <w:szCs w:val="16"/>
+                <w:lang w:val="en-US"/>
+              </w:rPr>
+            </w:pPr>
+            <w:r>
+              <w:rPr>
+                <w:rFonts w:ascii="Arial" w:hAnsi="Arial" w:cs="Arial"/>
+                <w:b/>
+                <w:sz w:val="16"/>
+                <w:szCs w:val="16"/>
+                <w:lang w:val="en-US"/>
+              </w:rPr>
+              <w:t>Market Access/Export Related</w:t>
+            </w:r>
+          </w:p>
+          <w:p>
+            <w:pPr>
+              <w:rPr>
+                <w:rFonts w:ascii="Arial" w:hAnsi="Arial" w:cs="Arial"/>
+                <w:b/>
+                <w:sz w:val="16"/>
+                <w:szCs w:val="16"/>
+                <w:lang w:val="en-US"/>
+              </w:rPr>
+            </w:pPr>
+            <w:r>
+              <w:rPr>
+                <w:rFonts w:ascii="Arial" w:hAnsi="Arial" w:cs="Arial"/>
+                <w:b/>
+                <w:sz w:val="16"/>
+                <w:szCs w:val="16"/>
+                <w:lang w:val="en-US"/>
+              </w:rPr>
+              <w:t>Matters Contact Cell</w:t>
+            </w:r>
+          </w:p>
+        </w:tc>
+        <w:tc>
+          <w:tcPr>
+            <w:tcW w:w="3960" w:type="dxa"/>
+            <w:gridSpan w:val="5"/>
+          </w:tcPr>
+          <w:p>
+            <w:pPr>
+              <w:ind w:right="175"/>
+              <w:rPr>
+                <w:rStyle w:val="Ariel8"/>
+                <w:bCs/>
+              </w:rPr>
+            </w:pPr>
+            <w:sdt>
+              <w:sdtPr>
+                <w:rPr>
+                  <w:rFonts w:ascii="Arial" w:hAnsi="Arial" w:cs="Arial"/>
+                  <w:bCs/>
+                  <w:sz w:val="16"/>
+                  <w:szCs w:val="16"/>
+                  <w:lang w:val="en-US" w:eastAsia="en-GB"/>
+                </w:rPr>
+                <w:alias w:val="Matters Contact Cell"/>
+                <w:tag w:val="Matters Contact Cell"/>
+                <w:id w:val="-181362812"/>
+                <w15:color w:val="000000"/>
+                <w:text/>
+              </w:sdtPr>
+              <w:sdtContent>
+                <w:r>
+                  <w:rPr>
+                    <w:rFonts w:ascii="Arial" w:hAnsi="Arial" w:cs="Arial"/>
+                    <w:bCs/>
+                    <w:sz w:val="16"/>
+                    <w:szCs w:val="16"/>
+                    <w:lang w:val="en-US" w:eastAsia="en-GB"/>
+                  </w:rPr>
+                  <w:t xml:space="preserve">Market Access/Export </w:t>
+                </w:r>
+                <w:proofErr w:type="spellStart"/>
+                <w:r>
+                  <w:rPr>
+                    <w:rFonts w:ascii="Arial" w:hAnsi="Arial" w:cs="Arial"/>
+                    <w:bCs/>
+                    <w:sz w:val="16"/>
+                    <w:szCs w:val="16"/>
+                    <w:lang w:val="en-US" w:eastAsia="en-GB"/>
+                  </w:rPr>
+                  <w:t>RelatedMatters</w:t>
+                </w:r>
+                <w:proofErr w:type="spellEnd"/>
+                <w:r>
+                  <w:rPr>
+                    <w:rFonts w:ascii="Arial" w:hAnsi="Arial" w:cs="Arial"/>
+                    <w:bCs/>
+                    <w:sz w:val="16"/>
+                    <w:szCs w:val="16"/>
+                    <w:lang w:val="en-US" w:eastAsia="en-GB"/>
+                  </w:rPr>
+                  <w:t xml:space="preserve"> Contact Cell</w:t>
+                </w:r>
+              </w:sdtContent>
+            </w:sdt>
+          </w:p>
+        </w:tc>
+        <w:tc>
+          <w:tcPr>
+            <w:tcW w:w="3834" w:type="dxa"/>
+          </w:tcPr>
+          <w:p>
+            <w:pPr>
+              <w:ind w:left="176" w:right="175"/>
+              <w:rPr>
+                <w:rFonts w:ascii="Arial" w:hAnsi="Arial" w:cs="Arial"/>
+                <w:sz w:val="20"/>
+                <w:szCs w:val="20"/>
+              </w:rPr>
+            </w:pPr>
+          </w:p>
+        </w:tc>
+      </w:tr>
+      <w:tr>
+        <w:trPr>
+          <w:trHeight w:val="283"/>
+        </w:trPr>
+        <w:tc>
+          <w:tcPr>
+            <w:tcW w:w="2520" w:type="dxa"/>
+          </w:tcPr>
+          <w:p>
+            <w:pPr>
+              <w:rPr>
+                <w:rFonts w:ascii="Arial" w:hAnsi="Arial" w:cs="Arial"/>
+                <w:b/>
+                <w:sz w:val="16"/>
+                <w:szCs w:val="16"/>
+                <w:lang w:val="en-US"/>
+              </w:rPr>
+            </w:pPr>
+            <w:r>
+              <w:rPr>
+                <w:rFonts w:ascii="Arial" w:hAnsi="Arial" w:cs="Arial"/>
+                <w:b/>
+                <w:sz w:val="16"/>
+                <w:szCs w:val="16"/>
+                <w:lang w:val="en-US"/>
+              </w:rPr>
+              <w:t xml:space="preserve">Market Access - </w:t>
+            </w:r>
+            <w:proofErr w:type="spellStart"/>
+            <w:r>
+              <w:rPr>
+                <w:rFonts w:ascii="Arial" w:hAnsi="Arial" w:cs="Arial"/>
+                <w:b/>
+                <w:sz w:val="16"/>
+                <w:szCs w:val="16"/>
+                <w:lang w:val="en-US"/>
+              </w:rPr>
+              <w:t>Authorised</w:t>
+            </w:r>
+            <w:proofErr w:type="spellEnd"/>
+            <w:r>
+              <w:rPr>
+                <w:rFonts w:ascii="Arial" w:hAnsi="Arial" w:cs="Arial"/>
+                <w:b/>
+                <w:sz w:val="16"/>
+                <w:szCs w:val="16"/>
+                <w:lang w:val="en-US"/>
+              </w:rPr>
+              <w:t xml:space="preserve"> Private</w:t>
+            </w:r>
+            <w:r>
+              <w:rPr>
+                <w:rFonts w:ascii="Arial" w:hAnsi="Arial" w:cs="Arial"/>
+                <w:b/>
+                <w:sz w:val="16"/>
+                <w:szCs w:val="16"/>
+                <w:lang w:val="en-US"/>
+              </w:rPr>
+              <w:t xml:space="preserve"> </w:t>
+            </w:r>
+            <w:r>
+              <w:rPr>
+                <w:rFonts w:ascii="Arial" w:hAnsi="Arial" w:cs="Arial"/>
+                <w:b/>
+                <w:sz w:val="16"/>
+                <w:szCs w:val="16"/>
+                <w:lang w:val="en-US"/>
+              </w:rPr>
+              <w:t>Veterinarian Contact Name</w:t>
+            </w:r>
+          </w:p>
+        </w:tc>
+        <w:tc>
+          <w:tcPr>
+            <w:tcW w:w="3960" w:type="dxa"/>
+            <w:gridSpan w:val="5"/>
+          </w:tcPr>
+          <w:p>
+            <w:pPr>
+              <w:ind w:right="175"/>
+              <w:rPr>
+                <w:rStyle w:val="Ariel8"/>
+                <w:bCs/>
+              </w:rPr>
+            </w:pPr>
+            <w:sdt>
+              <w:sdtPr>
+                <w:rPr>
+                  <w:rFonts w:ascii="Arial" w:hAnsi="Arial" w:cs="Arial"/>
+                  <w:bCs/>
+                  <w:sz w:val="16"/>
+                  <w:szCs w:val="16"/>
+                  <w:lang w:val="en-US" w:eastAsia="en-GB"/>
+                </w:rPr>
+                <w:alias w:val="Veterinarian Contact Name"/>
+                <w:tag w:val="Veterinarian Contact Name"/>
+                <w:id w:val="921846316"/>
+                <w15:color w:val="000000"/>
+                <w:text/>
+              </w:sdtPr>
+              <w:sdtContent>
+                <w:r>
+                  <w:rPr>
+                    <w:rFonts w:ascii="Arial" w:hAnsi="Arial" w:cs="Arial"/>
+                    <w:bCs/>
+                    <w:sz w:val="16"/>
+                    <w:szCs w:val="16"/>
+                    <w:lang w:val="en-US" w:eastAsia="en-GB"/>
+                  </w:rPr>
+                  <w:t xml:space="preserve">Market Access - </w:t>
+                </w:r>
+                <w:proofErr w:type="spellStart"/>
+                <w:r>
+                  <w:rPr>
+                    <w:rFonts w:ascii="Arial" w:hAnsi="Arial" w:cs="Arial"/>
+                    <w:bCs/>
+                    <w:sz w:val="16"/>
+                    <w:szCs w:val="16"/>
+                    <w:lang w:val="en-US" w:eastAsia="en-GB"/>
+                  </w:rPr>
+                  <w:t>Authorised</w:t>
+                </w:r>
+                <w:proofErr w:type="spellEnd"/>
+                <w:r>
+                  <w:rPr>
+                    <w:rFonts w:ascii="Arial" w:hAnsi="Arial" w:cs="Arial"/>
+                    <w:bCs/>
+                    <w:sz w:val="16"/>
+                    <w:szCs w:val="16"/>
+                    <w:lang w:val="en-US" w:eastAsia="en-GB"/>
+                  </w:rPr>
+                  <w:t xml:space="preserve"> Private Veterinarian Contact Name</w:t>
+                </w:r>
+              </w:sdtContent>
+            </w:sdt>
+          </w:p>
+        </w:tc>
+        <w:tc>
+          <w:tcPr>
+            <w:tcW w:w="3834" w:type="dxa"/>
+          </w:tcPr>
+          <w:p>
+            <w:pPr>
+              <w:ind w:left="176" w:right="175"/>
+              <w:rPr>
+                <w:rFonts w:ascii="Arial" w:hAnsi="Arial" w:cs="Arial"/>
+                <w:sz w:val="20"/>
+                <w:szCs w:val="20"/>
+              </w:rPr>
+            </w:pPr>
+          </w:p>
+        </w:tc>
+      </w:tr>
+      <w:tr>
+        <w:trPr>
+          <w:trHeight w:val="283"/>
+        </w:trPr>
+        <w:tc>
+          <w:tcPr>
+            <w:tcW w:w="2520" w:type="dxa"/>
+          </w:tcPr>
+          <w:p>
+            <w:pPr>
+              <w:rPr>
+                <w:rFonts w:ascii="Arial" w:hAnsi="Arial" w:cs="Arial"/>
+                <w:b/>
+                <w:sz w:val="16"/>
+                <w:szCs w:val="16"/>
+                <w:lang w:val="en-US"/>
+              </w:rPr>
+            </w:pPr>
+            <w:r>
+              <w:rPr>
+                <w:rFonts w:ascii="Arial" w:hAnsi="Arial" w:cs="Arial"/>
+                <w:b/>
+                <w:sz w:val="16"/>
+                <w:szCs w:val="16"/>
+                <w:lang w:val="en-US"/>
+              </w:rPr>
+              <w:t xml:space="preserve">Market Access - </w:t>
+            </w:r>
+            <w:proofErr w:type="spellStart"/>
+            <w:r>
+              <w:rPr>
+                <w:rFonts w:ascii="Arial" w:hAnsi="Arial" w:cs="Arial"/>
+                <w:b/>
+                <w:sz w:val="16"/>
+                <w:szCs w:val="16"/>
+                <w:lang w:val="en-US"/>
+              </w:rPr>
+              <w:t>Authorised</w:t>
+            </w:r>
+            <w:proofErr w:type="spellEnd"/>
+            <w:r>
+              <w:rPr>
+                <w:rFonts w:ascii="Arial" w:hAnsi="Arial" w:cs="Arial"/>
+                <w:b/>
+                <w:sz w:val="16"/>
+                <w:szCs w:val="16"/>
+                <w:lang w:val="en-US"/>
+              </w:rPr>
+              <w:t xml:space="preserve"> Private</w:t>
+            </w:r>
+            <w:r>
+              <w:rPr>
+                <w:rFonts w:ascii="Arial" w:hAnsi="Arial" w:cs="Arial"/>
+                <w:b/>
+                <w:sz w:val="16"/>
+                <w:szCs w:val="16"/>
+                <w:lang w:val="en-US"/>
+              </w:rPr>
+              <w:t xml:space="preserve"> </w:t>
+            </w:r>
+            <w:r>
+              <w:rPr>
+                <w:rFonts w:ascii="Arial" w:hAnsi="Arial" w:cs="Arial"/>
+                <w:b/>
+                <w:sz w:val="16"/>
+                <w:szCs w:val="16"/>
+                <w:lang w:val="en-US"/>
+              </w:rPr>
+              <w:t>Veterinarian Contact Email</w:t>
+            </w:r>
+          </w:p>
+        </w:tc>
+        <w:tc>
+          <w:tcPr>
+            <w:tcW w:w="3960" w:type="dxa"/>
+            <w:gridSpan w:val="5"/>
+          </w:tcPr>
+          <w:p>
+            <w:pPr>
+              <w:ind w:right="175"/>
+              <w:rPr>
+                <w:rStyle w:val="Ariel8"/>
+                <w:bCs/>
+              </w:rPr>
+            </w:pPr>
+            <w:sdt>
+              <w:sdtPr>
+                <w:rPr>
+                  <w:rFonts w:ascii="Arial" w:hAnsi="Arial" w:cs="Arial"/>
+                  <w:bCs/>
+                  <w:sz w:val="16"/>
+                  <w:szCs w:val="16"/>
+                  <w:lang w:val="en-US" w:eastAsia="en-GB"/>
+                </w:rPr>
+                <w:alias w:val="Veterinarian Contact Email"/>
+                <w:tag w:val="Veterinarian Contact Email"/>
+                <w:id w:val="-1168019453"/>
+                <w15:color w:val="000000"/>
+                <w:text/>
+              </w:sdtPr>
+              <w:sdtContent>
+                <w:r>
+                  <w:rPr>
+                    <w:rFonts w:ascii="Arial" w:hAnsi="Arial" w:cs="Arial"/>
+                    <w:bCs/>
+                    <w:sz w:val="16"/>
+                    <w:szCs w:val="16"/>
+                    <w:lang w:val="en-US" w:eastAsia="en-GB"/>
+                  </w:rPr>
+                  <w:t xml:space="preserve">Market Access - </w:t>
+                </w:r>
+                <w:proofErr w:type="spellStart"/>
+                <w:r>
+                  <w:rPr>
+                    <w:rFonts w:ascii="Arial" w:hAnsi="Arial" w:cs="Arial"/>
+                    <w:bCs/>
+                    <w:sz w:val="16"/>
+                    <w:szCs w:val="16"/>
+                    <w:lang w:val="en-US" w:eastAsia="en-GB"/>
+                  </w:rPr>
+                  <w:t>Authorised</w:t>
+                </w:r>
+                <w:proofErr w:type="spellEnd"/>
+                <w:r>
+                  <w:rPr>
+                    <w:rFonts w:ascii="Arial" w:hAnsi="Arial" w:cs="Arial"/>
+                    <w:bCs/>
+                    <w:sz w:val="16"/>
+                    <w:szCs w:val="16"/>
+                    <w:lang w:val="en-US" w:eastAsia="en-GB"/>
+                  </w:rPr>
+                  <w:t xml:space="preserve"> Private Veterinarian Contact Email</w:t>
+                </w:r>
+              </w:sdtContent>
+            </w:sdt>
+          </w:p>
+        </w:tc>
+        <w:tc>
+          <w:tcPr>
+            <w:tcW w:w="3834" w:type="dxa"/>
+          </w:tcPr>
+          <w:p>
+            <w:pPr>
+              <w:ind w:left="176" w:right="175"/>
+              <w:rPr>
+                <w:rFonts w:ascii="Arial" w:hAnsi="Arial" w:cs="Arial"/>
+                <w:sz w:val="20"/>
+                <w:szCs w:val="20"/>
+              </w:rPr>
+            </w:pPr>
+          </w:p>
+        </w:tc>
+      </w:tr>
+      <w:tr>
+        <w:trPr>
+          <w:trHeight w:val="283"/>
+        </w:trPr>
+        <w:tc>
+          <w:tcPr>
+            <w:tcW w:w="2520" w:type="dxa"/>
+          </w:tcPr>
+          <w:p>
+            <w:pPr>
+              <w:rPr>
+                <w:rFonts w:ascii="Arial" w:hAnsi="Arial" w:cs="Arial"/>
+                <w:b/>
+                <w:sz w:val="16"/>
+                <w:szCs w:val="16"/>
+                <w:lang w:val="en-US"/>
+              </w:rPr>
+            </w:pPr>
+            <w:r>
+              <w:rPr>
+                <w:rFonts w:ascii="Arial" w:hAnsi="Arial" w:cs="Arial"/>
+                <w:b/>
+                <w:sz w:val="16"/>
+                <w:szCs w:val="16"/>
+                <w:lang w:val="en-US"/>
+              </w:rPr>
+              <w:t xml:space="preserve">Market Access - </w:t>
+            </w:r>
+            <w:proofErr w:type="spellStart"/>
+            <w:r>
+              <w:rPr>
+                <w:rFonts w:ascii="Arial" w:hAnsi="Arial" w:cs="Arial"/>
+                <w:b/>
+                <w:sz w:val="16"/>
+                <w:szCs w:val="16"/>
+                <w:lang w:val="en-US"/>
+              </w:rPr>
+              <w:t>Authorised</w:t>
+            </w:r>
+            <w:proofErr w:type="spellEnd"/>
+            <w:r>
+              <w:rPr>
+                <w:rFonts w:ascii="Arial" w:hAnsi="Arial" w:cs="Arial"/>
+                <w:b/>
+                <w:sz w:val="16"/>
+                <w:szCs w:val="16"/>
+                <w:lang w:val="en-US"/>
+              </w:rPr>
+              <w:t xml:space="preserve"> Private</w:t>
+            </w:r>
+            <w:r>
+              <w:rPr>
+                <w:rFonts w:ascii="Arial" w:hAnsi="Arial" w:cs="Arial"/>
+                <w:b/>
+                <w:sz w:val="16"/>
+                <w:szCs w:val="16"/>
+                <w:lang w:val="en-US"/>
+              </w:rPr>
+              <w:t xml:space="preserve"> </w:t>
+            </w:r>
+            <w:r>
+              <w:rPr>
+                <w:rFonts w:ascii="Arial" w:hAnsi="Arial" w:cs="Arial"/>
+                <w:b/>
+                <w:sz w:val="16"/>
+                <w:szCs w:val="16"/>
+                <w:lang w:val="en-US"/>
+              </w:rPr>
+              <w:t>Veterinarian Contact Cell</w:t>
+            </w:r>
+          </w:p>
+        </w:tc>
+        <w:tc>
+          <w:tcPr>
+            <w:tcW w:w="3960" w:type="dxa"/>
+            <w:gridSpan w:val="5"/>
+          </w:tcPr>
+          <w:p>
+            <w:pPr>
+              <w:ind w:right="175"/>
+              <w:rPr>
+                <w:rStyle w:val="Ariel8"/>
+                <w:bCs/>
+              </w:rPr>
+            </w:pPr>
+            <w:sdt>
+              <w:sdtPr>
+                <w:rPr>
+                  <w:rFonts w:ascii="Arial" w:hAnsi="Arial" w:cs="Arial"/>
+                  <w:bCs/>
+                  <w:sz w:val="16"/>
+                  <w:szCs w:val="16"/>
+                  <w:lang w:val="en-US" w:eastAsia="en-GB"/>
+                </w:rPr>
+                <w:alias w:val="Veterinarian Contact Cell"/>
+                <w:tag w:val="Veterinarian Contact Cell"/>
+                <w:id w:val="875509289"/>
+                <w15:color w:val="000000"/>
+                <w:text/>
+              </w:sdtPr>
+              <w:sdtContent>
+                <w:r>
+                  <w:rPr>
+                    <w:rFonts w:ascii="Arial" w:hAnsi="Arial" w:cs="Arial"/>
+                    <w:bCs/>
+                    <w:sz w:val="16"/>
+                    <w:szCs w:val="16"/>
+                    <w:lang w:val="en-US" w:eastAsia="en-GB"/>
+                  </w:rPr>
+                  <w:t xml:space="preserve">Market Access - </w:t>
+                </w:r>
+                <w:proofErr w:type="spellStart"/>
+                <w:r>
+                  <w:rPr>
+                    <w:rFonts w:ascii="Arial" w:hAnsi="Arial" w:cs="Arial"/>
+                    <w:bCs/>
+                    <w:sz w:val="16"/>
+                    <w:szCs w:val="16"/>
+                    <w:lang w:val="en-US" w:eastAsia="en-GB"/>
+                  </w:rPr>
+                  <w:t>Authorised</w:t>
+                </w:r>
+                <w:proofErr w:type="spellEnd"/>
+                <w:r>
+                  <w:rPr>
+                    <w:rFonts w:ascii="Arial" w:hAnsi="Arial" w:cs="Arial"/>
+                    <w:bCs/>
+                    <w:sz w:val="16"/>
+                    <w:szCs w:val="16"/>
+                    <w:lang w:val="en-US" w:eastAsia="en-GB"/>
+                  </w:rPr>
+                  <w:t xml:space="preserve"> Private Veterinarian Contact Cell</w:t>
+                </w:r>
+              </w:sdtContent>
+            </w:sdt>
+          </w:p>
+        </w:tc>
+        <w:tc>
+          <w:tcPr>
+            <w:tcW w:w="3834" w:type="dxa"/>
+          </w:tcPr>
+          <w:p>
+            <w:pPr>
+              <w:ind w:left="176" w:right="175"/>
+              <w:rPr>
+                <w:rFonts w:ascii="Arial" w:hAnsi="Arial" w:cs="Arial"/>
+                <w:sz w:val="20"/>
+                <w:szCs w:val="20"/>
+              </w:rPr>
+            </w:pPr>
+          </w:p>
+        </w:tc>
+      </w:tr>
+      <w:tr>
+        <w:trPr>
+          <w:trHeight w:val="283"/>
+        </w:trPr>
+        <w:tc>
+          <w:tcPr>
+            <w:tcW w:w="2520" w:type="dxa"/>
+          </w:tcPr>
+          <w:p>
+            <w:pPr>
               <w:jc w:val="both"/>
               <w:rPr>
                 <w:rFonts w:ascii="Arial" w:hAnsi="Arial" w:cs="Arial"/>
@@ -4840,6 +5730,7 @@
                 <w:sz w:val="16"/>
                 <w:szCs w:val="16"/>
               </w:rPr>
+              <w:lastRenderedPageBreak/>
               <w:t>Accounts Cell</w:t>
             </w:r>
           </w:p>
@@ -5718,7 +6609,6 @@
                 <w:sz w:val="16"/>
                 <w:szCs w:val="16"/>
               </w:rPr>
-              <w:lastRenderedPageBreak/>
               <w:t xml:space="preserve">VPH </w:t>
             </w:r>
             <w:r>
@@ -8190,7 +9080,6 @@
   <w:style w:type="character" w:default="1" w:styleId="DefaultParagraphFont">
     <w:name w:val="Default Paragraph Font"/>
     <w:uiPriority w:val="1"/>
-    <w:semiHidden/>
     <w:unhideWhenUsed/>
   </w:style>
   <w:style w:type="table" w:default="1" w:styleId="TableNormal">
